--- a/所有板子完整仿真/fin/EBS功能说明（2026）.docx
+++ b/所有板子完整仿真/fin/EBS功能说明（2026）.docx
@@ -223,23 +223,20 @@
       </w:r>
     </w:p>
     <w:p>
-      <w:r>
-        <w:t>ASMS后供电12v</w:t>
-      </w:r>
-      <w:r>
-        <w:rPr>
-          <w:rFonts w:hint="eastAsia"/>
-        </w:rPr>
-        <w:t>：</w:t>
-      </w:r>
-      <w:r>
-        <w:rPr>
-          <w:rFonts w:hint="eastAsia"/>
-        </w:rPr>
-        <w:t>EBS</w:t>
-      </w:r>
-      <w:r>
-        <w:t>_PWR</w:t>
+      <w:r/>
+      <w:r>
+        <w:rPr>
+          <w:rFonts w:hint="eastAsia"/>
+        </w:rPr>
+      </w:r>
+      <w:r>
+        <w:rPr>
+          <w:rFonts w:hint="eastAsia"/>
+        </w:rPr>
+      </w:r>
+      <w:r/>
+      <w:r>
+        <w:t>RES/ASMS后供电24 V：EBS_PWR</w:t>
       </w:r>
     </w:p>
     <w:p>
@@ -270,7 +267,52 @@
         <w:rPr>
           <w:rFonts w:hint="eastAsia"/>
         </w:rPr>
-        <w:t>看门狗信号</w:t>
+      </w:r>
+      <w:r>
+        <w:rPr>
+          <w:rFonts w:hint="eastAsia"/>
+        </w:rPr>
+      </w:r>
+      <w:r/>
+      <w:r>
+        <w:t>看门狗信号：VCU_WDI（12 V脉冲）</w:t>
+      </w:r>
+    </w:p>
+    <w:p>
+      <w:r>
+        <w:rPr>
+          <w:rFonts w:hint="eastAsia"/>
+        </w:rPr>
+        <w:t>E</w:t>
+      </w:r>
+      <w:r>
+        <w:t>BS</w:t>
+      </w:r>
+      <w:r>
+        <w:rPr>
+          <w:rFonts w:hint="eastAsia"/>
+        </w:rPr>
+        <w:t>触发:EBS</w:t>
+      </w:r>
+      <w:r>
+        <w:t>_TRIG</w:t>
+      </w:r>
+    </w:p>
+    <w:p>
+      <w:r>
+        <w:t>VCU</w:t>
+      </w:r>
+      <w:r>
+        <w:rPr>
+          <w:rFonts w:hint="eastAsia"/>
+        </w:rPr>
+        <w:t>反馈</w:t>
+      </w:r>
+      <w:r>
+        <w:rPr>
+          <w:rFonts w:hint="eastAsia"/>
+        </w:rPr>
+        <w:t>继电器是否接通</w:t>
       </w:r>
       <w:r>
         <w:rPr>
@@ -279,52 +321,6 @@
         <w:t>:</w:t>
       </w:r>
       <w:r>
-        <w:t>ECU_WDI</w:t>
-      </w:r>
-    </w:p>
-    <w:p>
-      <w:r>
-        <w:rPr>
-          <w:rFonts w:hint="eastAsia"/>
-        </w:rPr>
-        <w:t>E</w:t>
-      </w:r>
-      <w:r>
-        <w:t>BS</w:t>
-      </w:r>
-      <w:r>
-        <w:rPr>
-          <w:rFonts w:hint="eastAsia"/>
-        </w:rPr>
-        <w:t>触发:EBS</w:t>
-      </w:r>
-      <w:r>
-        <w:t>_TRIG</w:t>
-      </w:r>
-    </w:p>
-    <w:p>
-      <w:r>
-        <w:t>VCU</w:t>
-      </w:r>
-      <w:r>
-        <w:rPr>
-          <w:rFonts w:hint="eastAsia"/>
-        </w:rPr>
-        <w:t>反馈</w:t>
-      </w:r>
-      <w:r>
-        <w:rPr>
-          <w:rFonts w:hint="eastAsia"/>
-        </w:rPr>
-        <w:t>继电器是否接通</w:t>
-      </w:r>
-      <w:r>
-        <w:rPr>
-          <w:rFonts w:hint="eastAsia"/>
-        </w:rPr>
-        <w:t>:</w:t>
-      </w:r>
-      <w:r>
         <w:t>VCU_FB</w:t>
       </w:r>
     </w:p>
@@ -333,10 +329,10 @@
         <w:rPr>
           <w:rFonts w:hint="eastAsia"/>
         </w:rPr>
-        <w:t>同锁存板</w:t>
-      </w:r>
-      <w:r>
-        <w:t>EBS_ERROR:AS_LOCK</w:t>
+      </w:r>
+      <w:r/>
+      <w:r>
+        <w:t>回传锁存板的EBS状态：AS_LOCK（由EBS_WORK分压得到）</w:t>
       </w:r>
     </w:p>
     <w:p>
@@ -349,11 +345,10 @@
         <w:rPr>
           <w:rFonts w:hint="eastAsia"/>
         </w:rPr>
-        <w:lastRenderedPageBreak/>
-        <w:t>信号回传给VCU:</w:t>
-      </w:r>
-      <w:r>
-        <w:t>EBS_CHECK(12V)</w:t>
+      </w:r>
+      <w:r/>
+      <w:r>
+        <w:t>信号回传给VCU：EBS_CHECK（约0/12 V）</w:t>
       </w:r>
     </w:p>
     <w:p/>
@@ -378,10 +373,24 @@
         <w:rPr>
           <w:rFonts w:hint="eastAsia"/>
         </w:rPr>
-        <w:t>电磁阀（</w:t>
-      </w:r>
-      <w:r>
-        <w:t>24V）</w:t>
+      </w:r>
+      <w:r/>
+      <w:r>
+        <w:rPr>
+          <w:rFonts w:hint="eastAsia"/>
+        </w:rPr>
+      </w:r>
+      <w:r/>
+      <w:r>
+        <w:t>电磁阀/驱动器供电（24 V）：EBS_WORK</w:t>
+      </w:r>
+    </w:p>
+    <w:p>
+      <w:r>
+        <w:rPr>
+          <w:rFonts w:hint="eastAsia"/>
+        </w:rPr>
+        <w:t>安全回路输出</w:t>
       </w:r>
       <w:r>
         <w:rPr>
@@ -390,23 +399,6 @@
         <w:t>:</w:t>
       </w:r>
       <w:r>
-        <w:t>EBS_WORK</w:t>
-      </w:r>
-    </w:p>
-    <w:p>
-      <w:r>
-        <w:rPr>
-          <w:rFonts w:hint="eastAsia"/>
-        </w:rPr>
-        <w:t>安全回路输出</w:t>
-      </w:r>
-      <w:r>
-        <w:rPr>
-          <w:rFonts w:hint="eastAsia"/>
-        </w:rPr>
-        <w:t>:</w:t>
-      </w:r>
-      <w:r>
         <w:t>SDC_OUT</w:t>
       </w:r>
     </w:p>
@@ -415,16 +407,15 @@
         <w:rPr>
           <w:rFonts w:hint="eastAsia"/>
         </w:rPr>
-        <w:t>指示板子正常工作</w:t>
-      </w:r>
-      <w:r>
-        <w:rPr>
-          <w:rFonts w:hint="eastAsia"/>
-        </w:rPr>
-        <w:t>:</w:t>
-      </w:r>
-      <w:r>
-        <w:t>+12V</w:t>
+      </w:r>
+      <w:r>
+        <w:rPr>
+          <w:rFonts w:hint="eastAsia"/>
+        </w:rPr>
+      </w:r>
+      <w:r/>
+      <w:r>
+        <w:t>状态回传：AS_LOCK、VCU_FB、EBS_CHECK</w:t>
       </w:r>
     </w:p>
     <w:p/>
@@ -851,6 +842,899 @@
     <w:p>
       <w:r>
         <w:t>3.3.4 该系统的表现将在技术检查中被测试，详见第二章第七节。</w:t>
+      </w:r>
+    </w:p>
+    <w:p>
+      <w:r>
+        <w:br w:type="page"/>
+      </w:r>
+    </w:p>
+    <w:p>
+      <w:pPr>
+        <w:pStyle w:val="1"/>
+      </w:pPr>
+      <w:r>
+        <w:t>附录A  当前电路接口与设计校订（2026-07-13）</w:t>
+      </w:r>
+    </w:p>
+    <w:p>
+      <w:r>
+        <w:rPr>
+          <w:b/>
+        </w:rPr>
+        <w:t>依据：</w:t>
+      </w:r>
+      <w:r>
+        <w:t>EBS/EBS1.eprj2、fin/ebs.tel、fin/ebs.xlsx、fin/ebs.png。方向以EBS板为观察点；原理图和网表优先于旧文字说明。</w:t>
+      </w:r>
+    </w:p>
+    <w:tbl>
+      <w:tblPr>
+        <w:tblW w:type="auto" w:w="0"/>
+        <w:tblLayout w:type="autofit"/>
+        <w:tblLook w:firstColumn="1" w:firstRow="1" w:lastColumn="0" w:lastRow="0" w:noHBand="0" w:noVBand="1" w:val="04A0"/>
+        <w:tblBorders>
+          <w:top w:val="single" w:sz="4" w:color="B4C7DC"/>
+          <w:left w:val="single" w:sz="4" w:color="B4C7DC"/>
+          <w:bottom w:val="single" w:sz="4" w:color="B4C7DC"/>
+          <w:right w:val="single" w:sz="4" w:color="B4C7DC"/>
+          <w:insideH w:val="single" w:sz="4" w:color="B4C7DC"/>
+          <w:insideV w:val="single" w:sz="4" w:color="B4C7DC"/>
+        </w:tblBorders>
+      </w:tblPr>
+      <w:tblGrid>
+        <w:gridCol w:w="1661"/>
+        <w:gridCol w:w="1661"/>
+        <w:gridCol w:w="1661"/>
+        <w:gridCol w:w="1661"/>
+        <w:gridCol w:w="1661"/>
+      </w:tblGrid>
+      <w:tr>
+        <w:tc>
+          <w:tcPr>
+            <w:tcW w:type="dxa" w:w="1661"/>
+            <w:vAlign w:val="center"/>
+            <w:shd w:fill="2F75B5"/>
+          </w:tcPr>
+          <w:p>
+            <w:r>
+              <w:rPr>
+                <w:b/>
+                <w:color w:val="FFFFFF"/>
+              </w:rPr>
+              <w:t>连接器</w:t>
+            </w:r>
+          </w:p>
+        </w:tc>
+        <w:tc>
+          <w:tcPr>
+            <w:tcW w:type="dxa" w:w="1661"/>
+            <w:vAlign w:val="center"/>
+            <w:shd w:fill="2F75B5"/>
+          </w:tcPr>
+          <w:p>
+            <w:r>
+              <w:rPr>
+                <w:b/>
+                <w:color w:val="FFFFFF"/>
+              </w:rPr>
+              <w:t>针脚</w:t>
+            </w:r>
+          </w:p>
+        </w:tc>
+        <w:tc>
+          <w:tcPr>
+            <w:tcW w:type="dxa" w:w="1661"/>
+            <w:vAlign w:val="center"/>
+            <w:shd w:fill="2F75B5"/>
+          </w:tcPr>
+          <w:p>
+            <w:r>
+              <w:rPr>
+                <w:b/>
+                <w:color w:val="FFFFFF"/>
+              </w:rPr>
+              <w:t>网络</w:t>
+            </w:r>
+          </w:p>
+        </w:tc>
+        <w:tc>
+          <w:tcPr>
+            <w:tcW w:type="dxa" w:w="1661"/>
+            <w:vAlign w:val="center"/>
+            <w:shd w:fill="2F75B5"/>
+          </w:tcPr>
+          <w:p>
+            <w:r>
+              <w:rPr>
+                <w:b/>
+                <w:color w:val="FFFFFF"/>
+              </w:rPr>
+              <w:t>方向</w:t>
+            </w:r>
+          </w:p>
+        </w:tc>
+        <w:tc>
+          <w:tcPr>
+            <w:tcW w:type="dxa" w:w="1661"/>
+            <w:vAlign w:val="center"/>
+            <w:shd w:fill="2F75B5"/>
+          </w:tcPr>
+          <w:p>
+            <w:r>
+              <w:rPr>
+                <w:b/>
+                <w:color w:val="FFFFFF"/>
+              </w:rPr>
+              <w:t>电气定义/功能</w:t>
+            </w:r>
+          </w:p>
+        </w:tc>
+      </w:tr>
+      <w:tr>
+        <w:tc>
+          <w:tcPr>
+            <w:tcW w:type="dxa" w:w="1661"/>
+            <w:vAlign w:val="center"/>
+          </w:tcPr>
+          <w:p>
+            <w:r>
+              <w:rPr>
+                <w:sz w:val="18"/>
+              </w:rPr>
+              <w:t>H1</w:t>
+            </w:r>
+          </w:p>
+        </w:tc>
+        <w:tc>
+          <w:tcPr>
+            <w:tcW w:type="dxa" w:w="1661"/>
+            <w:vAlign w:val="center"/>
+          </w:tcPr>
+          <w:p>
+            <w:r>
+              <w:rPr>
+                <w:sz w:val="18"/>
+              </w:rPr>
+              <w:t>1</w:t>
+            </w:r>
+          </w:p>
+        </w:tc>
+        <w:tc>
+          <w:tcPr>
+            <w:tcW w:type="dxa" w:w="1661"/>
+            <w:vAlign w:val="center"/>
+          </w:tcPr>
+          <w:p>
+            <w:r>
+              <w:rPr>
+                <w:sz w:val="18"/>
+              </w:rPr>
+              <w:t>VCU_WDI</w:t>
+            </w:r>
+          </w:p>
+        </w:tc>
+        <w:tc>
+          <w:tcPr>
+            <w:tcW w:type="dxa" w:w="1661"/>
+            <w:vAlign w:val="center"/>
+          </w:tcPr>
+          <w:p>
+            <w:r>
+              <w:rPr>
+                <w:sz w:val="18"/>
+              </w:rPr>
+              <w:t>输入</w:t>
+            </w:r>
+          </w:p>
+        </w:tc>
+        <w:tc>
+          <w:tcPr>
+            <w:tcW w:type="dxa" w:w="1661"/>
+            <w:vAlign w:val="center"/>
+          </w:tcPr>
+          <w:p>
+            <w:r>
+              <w:rPr>
+                <w:sz w:val="18"/>
+              </w:rPr>
+              <w:t>VCU 12 V看门狗脉冲；须经验证的12 V→5 V输入调理后进入UCC2946</w:t>
+            </w:r>
+          </w:p>
+        </w:tc>
+      </w:tr>
+      <w:tr>
+        <w:tc>
+          <w:tcPr>
+            <w:tcW w:type="dxa" w:w="1661"/>
+            <w:vAlign w:val="center"/>
+          </w:tcPr>
+          <w:p>
+            <w:r>
+              <w:rPr>
+                <w:sz w:val="18"/>
+              </w:rPr>
+              <w:t>H1</w:t>
+            </w:r>
+          </w:p>
+        </w:tc>
+        <w:tc>
+          <w:tcPr>
+            <w:tcW w:type="dxa" w:w="1661"/>
+            <w:vAlign w:val="center"/>
+          </w:tcPr>
+          <w:p>
+            <w:r>
+              <w:rPr>
+                <w:sz w:val="18"/>
+              </w:rPr>
+              <w:t>2</w:t>
+            </w:r>
+          </w:p>
+        </w:tc>
+        <w:tc>
+          <w:tcPr>
+            <w:tcW w:type="dxa" w:w="1661"/>
+            <w:vAlign w:val="center"/>
+          </w:tcPr>
+          <w:p>
+            <w:r>
+              <w:rPr>
+                <w:sz w:val="18"/>
+              </w:rPr>
+              <w:t>EBS_TRIG</w:t>
+            </w:r>
+          </w:p>
+        </w:tc>
+        <w:tc>
+          <w:tcPr>
+            <w:tcW w:type="dxa" w:w="1661"/>
+            <w:vAlign w:val="center"/>
+          </w:tcPr>
+          <w:p>
+            <w:r>
+              <w:rPr>
+                <w:sz w:val="18"/>
+              </w:rPr>
+              <w:t>输入</w:t>
+            </w:r>
+          </w:p>
+        </w:tc>
+        <w:tc>
+          <w:tcPr>
+            <w:tcW w:type="dxa" w:w="1661"/>
+            <w:vAlign w:val="center"/>
+          </w:tcPr>
+          <w:p>
+            <w:r>
+              <w:rPr>
+                <w:sz w:val="18"/>
+              </w:rPr>
+              <w:t>VCU 12 V高有效触发；须经12 V→5 V调理后进入施密特反相器</w:t>
+            </w:r>
+          </w:p>
+        </w:tc>
+      </w:tr>
+      <w:tr>
+        <w:tc>
+          <w:tcPr>
+            <w:tcW w:type="dxa" w:w="1661"/>
+            <w:vAlign w:val="center"/>
+          </w:tcPr>
+          <w:p>
+            <w:r>
+              <w:rPr>
+                <w:sz w:val="18"/>
+              </w:rPr>
+              <w:t>H1</w:t>
+            </w:r>
+          </w:p>
+        </w:tc>
+        <w:tc>
+          <w:tcPr>
+            <w:tcW w:type="dxa" w:w="1661"/>
+            <w:vAlign w:val="center"/>
+          </w:tcPr>
+          <w:p>
+            <w:r>
+              <w:rPr>
+                <w:sz w:val="18"/>
+              </w:rPr>
+              <w:t>3</w:t>
+            </w:r>
+          </w:p>
+        </w:tc>
+        <w:tc>
+          <w:tcPr>
+            <w:tcW w:type="dxa" w:w="1661"/>
+            <w:vAlign w:val="center"/>
+          </w:tcPr>
+          <w:p>
+            <w:r>
+              <w:rPr>
+                <w:sz w:val="18"/>
+              </w:rPr>
+              <w:t>EBS_CHECK</w:t>
+            </w:r>
+          </w:p>
+        </w:tc>
+        <w:tc>
+          <w:tcPr>
+            <w:tcW w:type="dxa" w:w="1661"/>
+            <w:vAlign w:val="center"/>
+          </w:tcPr>
+          <w:p>
+            <w:r>
+              <w:rPr>
+                <w:sz w:val="18"/>
+              </w:rPr>
+              <w:t>输出</w:t>
+            </w:r>
+          </w:p>
+        </w:tc>
+        <w:tc>
+          <w:tcPr>
+            <w:tcW w:type="dxa" w:w="1661"/>
+            <w:vAlign w:val="center"/>
+          </w:tcPr>
+          <w:p>
+            <w:r>
+              <w:rPr>
+                <w:sz w:val="18"/>
+              </w:rPr>
+              <w:t>约0/12 V；D6为12 V稳压管，禁止接仅耐5 V输入</w:t>
+            </w:r>
+          </w:p>
+        </w:tc>
+      </w:tr>
+      <w:tr>
+        <w:tc>
+          <w:tcPr>
+            <w:tcW w:type="dxa" w:w="1661"/>
+            <w:vAlign w:val="center"/>
+          </w:tcPr>
+          <w:p>
+            <w:r>
+              <w:rPr>
+                <w:sz w:val="18"/>
+              </w:rPr>
+              <w:t>H2</w:t>
+            </w:r>
+          </w:p>
+        </w:tc>
+        <w:tc>
+          <w:tcPr>
+            <w:tcW w:type="dxa" w:w="1661"/>
+            <w:vAlign w:val="center"/>
+          </w:tcPr>
+          <w:p>
+            <w:r>
+              <w:rPr>
+                <w:sz w:val="18"/>
+              </w:rPr>
+              <w:t>1</w:t>
+            </w:r>
+          </w:p>
+        </w:tc>
+        <w:tc>
+          <w:tcPr>
+            <w:tcW w:type="dxa" w:w="1661"/>
+            <w:vAlign w:val="center"/>
+          </w:tcPr>
+          <w:p>
+            <w:r>
+              <w:rPr>
+                <w:sz w:val="18"/>
+              </w:rPr>
+              <w:t>SDC_IN</w:t>
+            </w:r>
+          </w:p>
+        </w:tc>
+        <w:tc>
+          <w:tcPr>
+            <w:tcW w:type="dxa" w:w="1661"/>
+            <w:vAlign w:val="center"/>
+          </w:tcPr>
+          <w:p>
+            <w:r>
+              <w:rPr>
+                <w:sz w:val="18"/>
+              </w:rPr>
+              <w:t>输入</w:t>
+            </w:r>
+          </w:p>
+        </w:tc>
+        <w:tc>
+          <w:tcPr>
+            <w:tcW w:type="dxa" w:w="1661"/>
+            <w:vAlign w:val="center"/>
+          </w:tcPr>
+          <w:p>
+            <w:r>
+              <w:rPr>
+                <w:sz w:val="18"/>
+              </w:rPr>
+              <w:t>互锁后的安全回路电压，名义24 V；驱动RLY2线圈</w:t>
+            </w:r>
+          </w:p>
+        </w:tc>
+      </w:tr>
+      <w:tr>
+        <w:tc>
+          <w:tcPr>
+            <w:tcW w:type="dxa" w:w="1661"/>
+            <w:vAlign w:val="center"/>
+          </w:tcPr>
+          <w:p>
+            <w:r>
+              <w:rPr>
+                <w:sz w:val="18"/>
+              </w:rPr>
+              <w:t>H2</w:t>
+            </w:r>
+          </w:p>
+        </w:tc>
+        <w:tc>
+          <w:tcPr>
+            <w:tcW w:type="dxa" w:w="1661"/>
+            <w:vAlign w:val="center"/>
+          </w:tcPr>
+          <w:p>
+            <w:r>
+              <w:rPr>
+                <w:sz w:val="18"/>
+              </w:rPr>
+              <w:t>2</w:t>
+            </w:r>
+          </w:p>
+        </w:tc>
+        <w:tc>
+          <w:tcPr>
+            <w:tcW w:type="dxa" w:w="1661"/>
+            <w:vAlign w:val="center"/>
+          </w:tcPr>
+          <w:p>
+            <w:r>
+              <w:rPr>
+                <w:sz w:val="18"/>
+              </w:rPr>
+              <w:t>EBS_WORK</w:t>
+            </w:r>
+          </w:p>
+        </w:tc>
+        <w:tc>
+          <w:tcPr>
+            <w:tcW w:type="dxa" w:w="1661"/>
+            <w:vAlign w:val="center"/>
+          </w:tcPr>
+          <w:p>
+            <w:r>
+              <w:rPr>
+                <w:sz w:val="18"/>
+              </w:rPr>
+              <w:t>输出</w:t>
+            </w:r>
+          </w:p>
+        </w:tc>
+        <w:tc>
+          <w:tcPr>
+            <w:tcW w:type="dxa" w:w="1661"/>
+            <w:vAlign w:val="center"/>
+          </w:tcPr>
+          <w:p>
+            <w:r>
+              <w:rPr>
+                <w:sz w:val="18"/>
+              </w:rPr>
+              <w:t>正常约24 V；触发、看门狗异常或掉电时0 V</w:t>
+            </w:r>
+          </w:p>
+        </w:tc>
+      </w:tr>
+      <w:tr>
+        <w:tc>
+          <w:tcPr>
+            <w:tcW w:type="dxa" w:w="1661"/>
+            <w:vAlign w:val="center"/>
+          </w:tcPr>
+          <w:p>
+            <w:r>
+              <w:rPr>
+                <w:sz w:val="18"/>
+              </w:rPr>
+              <w:t>H2</w:t>
+            </w:r>
+          </w:p>
+        </w:tc>
+        <w:tc>
+          <w:tcPr>
+            <w:tcW w:type="dxa" w:w="1661"/>
+            <w:vAlign w:val="center"/>
+          </w:tcPr>
+          <w:p>
+            <w:r>
+              <w:rPr>
+                <w:sz w:val="18"/>
+              </w:rPr>
+              <w:t>3</w:t>
+            </w:r>
+          </w:p>
+        </w:tc>
+        <w:tc>
+          <w:tcPr>
+            <w:tcW w:type="dxa" w:w="1661"/>
+            <w:vAlign w:val="center"/>
+          </w:tcPr>
+          <w:p>
+            <w:r>
+              <w:rPr>
+                <w:sz w:val="18"/>
+              </w:rPr>
+              <w:t>AS_LOCK</w:t>
+            </w:r>
+          </w:p>
+        </w:tc>
+        <w:tc>
+          <w:tcPr>
+            <w:tcW w:type="dxa" w:w="1661"/>
+            <w:vAlign w:val="center"/>
+          </w:tcPr>
+          <w:p>
+            <w:r>
+              <w:rPr>
+                <w:sz w:val="18"/>
+              </w:rPr>
+              <w:t>输出</w:t>
+            </w:r>
+          </w:p>
+        </w:tc>
+        <w:tc>
+          <w:tcPr>
+            <w:tcW w:type="dxa" w:w="1661"/>
+            <w:vAlign w:val="center"/>
+          </w:tcPr>
+          <w:p>
+            <w:r>
+              <w:rPr>
+                <w:sz w:val="18"/>
+              </w:rPr>
+              <w:t>EBS_WORK经22 kΩ/4.7 kΩ分压；24 V时约4.23 V</w:t>
+            </w:r>
+          </w:p>
+        </w:tc>
+      </w:tr>
+      <w:tr>
+        <w:tc>
+          <w:tcPr>
+            <w:tcW w:type="dxa" w:w="1661"/>
+            <w:vAlign w:val="center"/>
+          </w:tcPr>
+          <w:p>
+            <w:r>
+              <w:rPr>
+                <w:sz w:val="18"/>
+              </w:rPr>
+              <w:t>H2</w:t>
+            </w:r>
+          </w:p>
+        </w:tc>
+        <w:tc>
+          <w:tcPr>
+            <w:tcW w:type="dxa" w:w="1661"/>
+            <w:vAlign w:val="center"/>
+          </w:tcPr>
+          <w:p>
+            <w:r>
+              <w:rPr>
+                <w:sz w:val="18"/>
+              </w:rPr>
+              <w:t>4</w:t>
+            </w:r>
+          </w:p>
+        </w:tc>
+        <w:tc>
+          <w:tcPr>
+            <w:tcW w:type="dxa" w:w="1661"/>
+            <w:vAlign w:val="center"/>
+          </w:tcPr>
+          <w:p>
+            <w:r>
+              <w:rPr>
+                <w:sz w:val="18"/>
+              </w:rPr>
+              <w:t>VCU_FB</w:t>
+            </w:r>
+          </w:p>
+        </w:tc>
+        <w:tc>
+          <w:tcPr>
+            <w:tcW w:type="dxa" w:w="1661"/>
+            <w:vAlign w:val="center"/>
+          </w:tcPr>
+          <w:p>
+            <w:r>
+              <w:rPr>
+                <w:sz w:val="18"/>
+              </w:rPr>
+              <w:t>输出</w:t>
+            </w:r>
+          </w:p>
+        </w:tc>
+        <w:tc>
+          <w:tcPr>
+            <w:tcW w:type="dxa" w:w="1661"/>
+            <w:vAlign w:val="center"/>
+          </w:tcPr>
+          <w:p>
+            <w:r>
+              <w:rPr>
+                <w:sz w:val="18"/>
+              </w:rPr>
+              <w:t>给VCU的0/12 V继电器状态反馈；门限和极性须按触点组合实测</w:t>
+            </w:r>
+          </w:p>
+        </w:tc>
+      </w:tr>
+      <w:tr>
+        <w:tc>
+          <w:tcPr>
+            <w:tcW w:type="dxa" w:w="1661"/>
+            <w:vAlign w:val="center"/>
+          </w:tcPr>
+          <w:p>
+            <w:r>
+              <w:rPr>
+                <w:sz w:val="18"/>
+              </w:rPr>
+              <w:t>H3</w:t>
+            </w:r>
+          </w:p>
+        </w:tc>
+        <w:tc>
+          <w:tcPr>
+            <w:tcW w:type="dxa" w:w="1661"/>
+            <w:vAlign w:val="center"/>
+          </w:tcPr>
+          <w:p>
+            <w:r>
+              <w:rPr>
+                <w:sz w:val="18"/>
+              </w:rPr>
+              <w:t>1</w:t>
+            </w:r>
+          </w:p>
+        </w:tc>
+        <w:tc>
+          <w:tcPr>
+            <w:tcW w:type="dxa" w:w="1661"/>
+            <w:vAlign w:val="center"/>
+          </w:tcPr>
+          <w:p>
+            <w:r>
+              <w:rPr>
+                <w:sz w:val="18"/>
+              </w:rPr>
+              <w:t>EBS_PWR</w:t>
+            </w:r>
+          </w:p>
+        </w:tc>
+        <w:tc>
+          <w:tcPr>
+            <w:tcW w:type="dxa" w:w="1661"/>
+            <w:vAlign w:val="center"/>
+          </w:tcPr>
+          <w:p>
+            <w:r>
+              <w:rPr>
+                <w:sz w:val="18"/>
+              </w:rPr>
+              <w:t>电源输入</w:t>
+            </w:r>
+          </w:p>
+        </w:tc>
+        <w:tc>
+          <w:tcPr>
+            <w:tcW w:type="dxa" w:w="1661"/>
+            <w:vAlign w:val="center"/>
+          </w:tcPr>
+          <w:p>
+            <w:r>
+              <w:rPr>
+                <w:sz w:val="18"/>
+              </w:rPr>
+              <w:t>24 V，同时供LM2596和24 V继电器</w:t>
+            </w:r>
+          </w:p>
+        </w:tc>
+      </w:tr>
+      <w:tr>
+        <w:tc>
+          <w:tcPr>
+            <w:tcW w:type="dxa" w:w="1661"/>
+            <w:vAlign w:val="center"/>
+          </w:tcPr>
+          <w:p>
+            <w:r>
+              <w:rPr>
+                <w:sz w:val="18"/>
+              </w:rPr>
+              <w:t>H3</w:t>
+            </w:r>
+          </w:p>
+        </w:tc>
+        <w:tc>
+          <w:tcPr>
+            <w:tcW w:type="dxa" w:w="1661"/>
+            <w:vAlign w:val="center"/>
+          </w:tcPr>
+          <w:p>
+            <w:r>
+              <w:rPr>
+                <w:sz w:val="18"/>
+              </w:rPr>
+              <w:t>2</w:t>
+            </w:r>
+          </w:p>
+        </w:tc>
+        <w:tc>
+          <w:tcPr>
+            <w:tcW w:type="dxa" w:w="1661"/>
+            <w:vAlign w:val="center"/>
+          </w:tcPr>
+          <w:p>
+            <w:r>
+              <w:rPr>
+                <w:sz w:val="18"/>
+              </w:rPr>
+              <w:t>GND</w:t>
+            </w:r>
+          </w:p>
+        </w:tc>
+        <w:tc>
+          <w:tcPr>
+            <w:tcW w:type="dxa" w:w="1661"/>
+            <w:vAlign w:val="center"/>
+          </w:tcPr>
+          <w:p>
+            <w:r>
+              <w:rPr>
+                <w:sz w:val="18"/>
+              </w:rPr>
+              <w:t>回路</w:t>
+            </w:r>
+          </w:p>
+        </w:tc>
+        <w:tc>
+          <w:tcPr>
+            <w:tcW w:type="dxa" w:w="1661"/>
+            <w:vAlign w:val="center"/>
+          </w:tcPr>
+          <w:p>
+            <w:r>
+              <w:rPr>
+                <w:sz w:val="18"/>
+              </w:rPr>
+              <w:t>低压地</w:t>
+            </w:r>
+          </w:p>
+        </w:tc>
+      </w:tr>
+    </w:tbl>
+    <w:p>
+      <w:pPr>
+        <w:pStyle w:val="2"/>
+      </w:pPr>
+      <w:r>
+        <w:t>A.1 当前逻辑</w:t>
+      </w:r>
+    </w:p>
+    <w:p>
+      <w:r>
+        <w:rPr>
+          <w:b/>
+        </w:rPr>
+        <w:t>逻辑1：</w:t>
+      </w:r>
+      <w:r>
+        <w:t>VCU_WDI正常且EBS_TRIG未触发时，U2输出允许Q1导通并使RLY1吸合。</w:t>
+      </w:r>
+    </w:p>
+    <w:p>
+      <w:r>
+        <w:rPr>
+          <w:b/>
+        </w:rPr>
+        <w:t>逻辑2：</w:t>
+      </w:r>
+      <w:r>
+        <w:t>EBS_TRIG为高、WDI异常、EBS_PWR掉电或5 V逻辑掉电时，继电器驱动撤销，EBS_WORK失电，系统应进入制动状态。</w:t>
+      </w:r>
+    </w:p>
+    <w:p>
+      <w:r>
+        <w:rPr>
+          <w:b/>
+        </w:rPr>
+        <w:t>逻辑3：</w:t>
+      </w:r>
+      <w:r>
+        <w:t>SDC_IN直接控制RLY2；RLY1/RLY2触点及D4/D5网络共同产生状态反馈，必须与整车线束图联合核对。</w:t>
+      </w:r>
+    </w:p>
+    <w:p>
+      <w:pPr>
+        <w:pStyle w:val="2"/>
+      </w:pPr>
+      <w:r>
+        <w:t>A.2 必须关闭的校核项</w:t>
+      </w:r>
+    </w:p>
+    <w:p>
+      <w:r>
+        <w:rPr>
+          <w:b/>
+        </w:rPr>
+        <w:t>校核1：</w:t>
+      </w:r>
+      <w:r>
+        <w:t>旧说明中的EBS_PWR=12 V已更正为24 V；BOM中的RLY1/RLY2也是24 V线圈。</w:t>
+      </w:r>
+    </w:p>
+    <w:p>
+      <w:r>
+        <w:rPr>
+          <w:b/>
+        </w:rPr>
+        <w:t>校核2：</w:t>
+      </w:r>
+      <w:r>
+        <w:t>AS_LOCK不是固定5 V；按24 V EBS_WORK和22 kΩ/4.7 kΩ分压计算约4.23 V。</w:t>
+      </w:r>
+    </w:p>
+    <w:p>
+      <w:r>
+        <w:rPr>
+          <w:b/>
+        </w:rPr>
+        <w:t>校核3：</w:t>
+      </w:r>
+      <w:r>
+        <w:t>VCU相关外部接口均为12 V。必须验证VCU_WDI/EBS_TRIG的12 V→5 V输入调理，并测量VCU_FB/EBS_CHECK在全部继电器组合下的0/12 V门限、极性和源阻抗。</w:t>
+      </w:r>
+    </w:p>
+    <w:p>
+      <w:r>
+        <w:rPr>
+          <w:b/>
+        </w:rPr>
+        <w:t>校核4：</w:t>
+      </w:r>
+      <w:r>
+        <w:t>EBS_CHECK按VCU 12 V接口输出0/12 V，并须验证高低门限、极性和短路电流。</w:t>
+      </w:r>
+    </w:p>
+    <w:p>
+      <w:r>
+        <w:rPr>
+          <w:b/>
+        </w:rPr>
+        <w:t>校核5：</w:t>
+      </w:r>
+      <w:r>
+        <w:t>电气功能不能单独证明200 ms整车制动响应、机械储能保持或单点故障完整性，须通过气路和整车试验。</w:t>
+      </w:r>
+    </w:p>
+    <w:p>
+      <w:pPr>
+        <w:pStyle w:val="2"/>
+      </w:pPr>
+      <w:r>
+        <w:t>A.3 台架验收记录要求</w:t>
+      </w:r>
+    </w:p>
+    <w:p>
+      <w:r>
+        <w:t>至少记录EBS_PWR、SDC_IN、EBS_TRIG、VCU_WDI、EBS_WORK、AS_LOCK、VCU_FB、EBS_CHECK以及RLY1/RLY2线圈电压。分别测试正常、触发、WDI丢失、SDC掉电、主电源掉电和反复上电。</w:t>
       </w:r>
     </w:p>
     <w:sectPr>

--- a/所有板子完整仿真/fin/EBS功能说明（2026）.docx
+++ b/所有板子完整仿真/fin/EBS功能说明（2026）.docx
@@ -267,6 +267,7 @@
         <w:rPr>
           <w:rFonts w:hint="eastAsia"/>
         </w:rPr>
+        <w:t>看门狗信号：VCU_WDI（VCU直接推挽输出0–5 V、10 Hz方波）</w:t>
       </w:r>
       <w:r>
         <w:rPr>
@@ -274,9 +275,7 @@
         </w:rPr>
       </w:r>
       <w:r/>
-      <w:r>
-        <w:t>看门狗信号：VCU_WDI（12 V脉冲）</w:t>
-      </w:r>
+      <w:r/>
     </w:p>
     <w:p>
       <w:r>
@@ -481,7 +480,7 @@
         <w:rPr>
           <w:rFonts w:hint="eastAsia"/>
         </w:rPr>
-        <w:t>看门狗异常刹车</w:t>
+        <w:t>VCU_WDI停止翻转或频率异常时刹车</w:t>
       </w:r>
     </w:p>
     <w:p>
@@ -1038,7 +1037,7 @@
               <w:rPr>
                 <w:sz w:val="18"/>
               </w:rPr>
-              <w:t>VCU 12 V看门狗脉冲；须经验证的12 V→5 V输入调理后进入UCC2946</w:t>
+              <w:t>VCU直接推挽输出0–5 V、10 Hz方波；停止翻转或频率异常时UCC2946输出故障</w:t>
             </w:r>
           </w:p>
         </w:tc>
@@ -1633,22 +1632,18 @@
         <w:rPr>
           <w:b/>
         </w:rPr>
-        <w:t>逻辑1：</w:t>
-      </w:r>
-      <w:r>
-        <w:t>VCU_WDI正常且EBS_TRIG未触发时，U2输出允许Q1导通并使RLY1吸合。</w:t>
-      </w:r>
+        <w:t>逻辑1：VCU_WDI为VCU直接推挽输出的0–5 V、10 Hz方波，频率正常且EBS_TRIG未触发时，U2输出允许Q1导通并使RLY1吸合。</w:t>
+      </w:r>
+      <w:r/>
     </w:p>
     <w:p>
       <w:r>
         <w:rPr>
           <w:b/>
         </w:rPr>
-        <w:t>逻辑2：</w:t>
-      </w:r>
-      <w:r>
-        <w:t>EBS_TRIG为高、WDI异常、EBS_PWR掉电或5 V逻辑掉电时，继电器驱动撤销，EBS_WORK失电，系统应进入制动状态。</w:t>
-      </w:r>
+        <w:t>逻辑2：EBS_TRIG为高、VCU_WDI停止翻转或频率异常、EBS_PWR掉电或5 V逻辑掉电时，继电器驱动撤销，EBS_WORK失电，系统应进入制动状态。</w:t>
+      </w:r>
+      <w:r/>
     </w:p>
     <w:p>
       <w:r>
@@ -1696,11 +1691,9 @@
         <w:rPr>
           <w:b/>
         </w:rPr>
-        <w:t>校核3：</w:t>
-      </w:r>
-      <w:r>
-        <w:t>VCU相关外部接口均为12 V。必须验证VCU_WDI/EBS_TRIG的12 V→5 V输入调理，并测量VCU_FB/EBS_CHECK在全部继电器组合下的0/12 V门限、极性和源阻抗。</w:t>
-      </w:r>
+        <w:t>校核3：VCU_WDI由VCU直接推挽输出0–5 V、10 Hz方波，可直接接入5 V供电的UCC2946；EBS_TRIG仍须验证12 V→5 V输入调理；并测量VCU_FB/EBS_CHECK在全部继电器组合下的0/12 V门限、极性和源阻抗。</w:t>
+      </w:r>
+      <w:r/>
     </w:p>
     <w:p>
       <w:r>
@@ -1734,7 +1727,7 @@
     </w:p>
     <w:p>
       <w:r>
-        <w:t>至少记录EBS_PWR、SDC_IN、EBS_TRIG、VCU_WDI、EBS_WORK、AS_LOCK、VCU_FB、EBS_CHECK以及RLY1/RLY2线圈电压。分别测试正常、触发、WDI丢失、SDC掉电、主电源掉电和反复上电。</w:t>
+        <w:t>至少记录EBS_PWR、SDC_IN、EBS_TRIG、VCU_WDI、EBS_WORK、AS_LOCK、VCU_FB、EBS_CHECK以及RLY1/RLY2线圈电压。分别测试正常10 Hz、触发、VCU_WDI停止翻转、频率异常、SDC掉电、主电源掉电和反复上电。</w:t>
       </w:r>
     </w:p>
     <w:sectPr>
